--- a/Project Documents/721814 SOP/721814 SOP/RSU/Global master label text creation CS_TP_RSU0064 Revision 2.docx
+++ b/Project Documents/721814 SOP/721814 SOP/RSU/Global master label text creation CS_TP_RSU0064 Revision 2.docx
@@ -211,92 +211,8 @@
           <w:szCs w:val="20"/>
         </w:rPr>
         <mc:AlternateContent>
-          <mc:Choice Requires="wps">
-            <w:drawing>
-              <wp:anchor distT="0" distB="0" distL="114300" distR="114300" simplePos="0" relativeHeight="251658240" behindDoc="0" locked="0" layoutInCell="1" allowOverlap="1" wp14:anchorId="048CC78C" wp14:editId="4EC76C9F">
-                <wp:simplePos x="0" y="0"/>
-                <wp:positionH relativeFrom="column">
-                  <wp:posOffset>0</wp:posOffset>
-                </wp:positionH>
-                <wp:positionV relativeFrom="paragraph">
-                  <wp:posOffset>635</wp:posOffset>
-                </wp:positionV>
-                <wp:extent cx="5769864" cy="4535424"/>
-                <wp:effectExtent l="0" t="0" r="21590" b="17780"/>
-                <wp:wrapSquare wrapText="bothSides"/>
-                <wp:docPr id="217" name="Text Box 2"/>
-                <wp:cNvGraphicFramePr>
-                  <a:graphicFrameLocks xmlns:a="http://schemas.openxmlformats.org/drawingml/2006/main"/>
-                </wp:cNvGraphicFramePr>
-                <a:graphic xmlns:a="http://schemas.openxmlformats.org/drawingml/2006/main">
-                  <a:graphicData uri="http://schemas.microsoft.com/office/word/2010/wordprocessingShape">
-                    <wps:wsp>
-                      <wps:cNvSpPr txBox="1">
-                        <a:spLocks noChangeArrowheads="1"/>
-                      </wps:cNvSpPr>
-                      <wps:spPr bwMode="auto">
-                        <a:xfrm>
-                          <a:off x="0" y="0"/>
-                          <a:ext cx="5769864" cy="4535424"/>
-                        </a:xfrm>
-                        <a:prstGeom prst="rect">
-                          <a:avLst/>
-                        </a:prstGeom>
-                        <a:ln w="6350">
-                          <a:headEnd/>
-                          <a:tailEnd/>
-                        </a:ln>
-                      </wps:spPr>
-                      <wps:style>
-                        <a:lnRef idx="2">
-                          <a:schemeClr val="accent1"/>
-                        </a:lnRef>
-                        <a:fillRef idx="1">
-                          <a:schemeClr val="lt1"/>
-                        </a:fillRef>
-                        <a:effectRef idx="0">
-                          <a:schemeClr val="accent1"/>
-                        </a:effectRef>
-                        <a:fontRef idx="minor">
-                          <a:schemeClr val="dk1"/>
-                        </a:fontRef>
-                      </wps:style>
-                      <wps:txbx>
-                        <w:txbxContent>
-                          <w:p/>
-                        </w:txbxContent>
-                      </wps:txbx>
-                      <wps:bodyPr rot="0" vert="horz" wrap="square" lIns="91440" tIns="45720" rIns="91440" bIns="45720" anchor="t" anchorCtr="0">
-                        <a:noAutofit/>
-                      </wps:bodyPr>
-                    </wps:wsp>
-                  </a:graphicData>
-                </a:graphic>
-                <wp14:sizeRelH relativeFrom="margin">
-                  <wp14:pctWidth>0</wp14:pctWidth>
-                </wp14:sizeRelH>
-                <wp14:sizeRelV relativeFrom="margin">
-                  <wp14:pctHeight>0</wp14:pctHeight>
-                </wp14:sizeRelV>
-              </wp:anchor>
-            </w:drawing>
-          </mc:Choice>
-          <mc:Fallback>
-            <w:pict>
-              <v:shapetype w14:anchorId="048CC78C" id="_x0000_t202" coordsize="21600,21600" o:spt="202" path="m,l,21600r21600,l21600,xe">
-                <v:stroke joinstyle="miter"/>
-                <v:path gradientshapeok="t" o:connecttype="rect"/>
-              </v:shapetype>
-              <v:shape id="Text Box 2" o:spid="_x0000_s1026" type="#_x0000_t202" style="position:absolute;margin-left:0;margin-top:.05pt;width:454.3pt;height:357.1pt;z-index:251658240;visibility:visible;mso-wrap-style:square;mso-width-percent:0;mso-height-percent:0;mso-wrap-distance-left:9pt;mso-wrap-distance-top:0;mso-wrap-distance-right:9pt;mso-wrap-distance-bottom:0;mso-position-horizontal:absolute;mso-position-horizontal-relative:text;mso-position-vertical:absolute;mso-position-vertical-relative:text;mso-width-percent:0;mso-height-percent:0;mso-width-relative:margin;mso-height-relative:margin;v-text-anchor:top" o:gfxdata="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" fillcolor="white [3201]" strokecolor="#4f81bd [3204]" strokeweight=".5pt">
-                <v:textbox>
-                  <w:txbxContent>
-                    <w:p/>
-                  </w:txbxContent>
-                </v:textbox>
-                <w10:wrap type="square"/>
-              </v:shape>
-            </w:pict>
-          </mc:Fallback>
+          <mc:Choice Requires="wps"/>
+          <mc:Fallback/>
         </mc:AlternateContent>
       </w:r>
       <w:r>
@@ -829,6 +745,8 @@
       <w:footerReference w:type="default" r:id="rId9"/>
       <w:headerReference w:type="first" r:id="rId10"/>
       <w:footerReference w:type="first" r:id="rId11"/>
+      <w:headerReference w:type="even" r:id="rId14"/>
+      <w:footerReference w:type="even" r:id="rId15"/>
       <w:pgSz w:w="12240" w:h="15840" w:code="1"/>
       <w:pgMar w:top="360" w:right="1440" w:bottom="1440" w:left="1440" w:header="720" w:footer="720" w:gutter="0"/>
       <w:paperSrc w:first="7" w:other="7"/>
@@ -1696,6 +1614,16 @@
 </w:ftr>
 </file>
 
+<file path=word/footer3.xml><?xml version="1.0" encoding="utf-8"?>
+<w:ftr xmlns:m="http://schemas.openxmlformats.org/officeDocument/2006/math" xmlns:mc="http://schemas.openxmlformats.org/markup-compatibility/2006" xmlns:mo="http://schemas.microsoft.com/office/mac/office/2008/main" xmlns:mv="urn:schemas-microsoft-com:mac:vml" xmlns:o="urn:schemas-microsoft-com:office:office" xmlns:r="http://schemas.openxmlformats.org/officeDocument/2006/relationships" xmlns:v="urn:schemas-microsoft-com:vml" xmlns:w10="urn:schemas-microsoft-com:office:word" xmlns:w14="http://schemas.microsoft.com/office/word/2010/wordml" xmlns:w="http://schemas.openxmlformats.org/wordprocessingml/2006/main" xmlns:wne="http://schemas.microsoft.com/office/word/2006/wordml" xmlns:wp14="http://schemas.microsoft.com/office/word/2010/wordprocessingDrawing" xmlns:wp="http://schemas.openxmlformats.org/drawingml/2006/wordprocessingDrawing" xmlns:wpc="http://schemas.microsoft.com/office/word/2010/wordprocessingCanvas" xmlns:wpg="http://schemas.microsoft.com/office/word/2010/wordprocessingGroup" xmlns:wpi="http://schemas.microsoft.com/office/word/2010/wordprocessingInk" xmlns:wps="http://schemas.microsoft.com/office/word/2010/wordprocessingShape" mc:Ignorable="w14 wp14">
+  <w:p>
+    <w:pPr>
+      <w:pStyle w:val="Footer"/>
+    </w:pPr>
+  </w:p>
+</w:ftr>
+</file>
+
 <file path=word/footnotes.xml><?xml version="1.0" encoding="utf-8"?>
 <w:footnotes xmlns:wpc="http://schemas.microsoft.com/office/word/2010/wordprocessingCanvas" xmlns:cx="http://schemas.microsoft.com/office/drawing/2014/chartex" xmlns:cx1="http://schemas.microsoft.com/office/drawing/2015/9/8/chartex" xmlns:cx2="http://schemas.microsoft.com/office/drawing/2015/10/21/chartex" xmlns:cx3="http://schemas.microsoft.com/office/drawing/2016/5/9/chartex" xmlns:cx4="http://schemas.microsoft.com/office/drawing/2016/5/10/chartex" xmlns:cx5="http://schemas.microsoft.com/office/drawing/2016/5/11/chartex" xmlns:cx6="http://schemas.microsoft.com/office/drawing/2016/5/12/chartex" xmlns:cx7="http://schemas.microsoft.com/office/drawing/2016/5/13/chartex" xmlns:cx8="http://schemas.microsoft.com/office/drawing/2016/5/14/chartex" xmlns:mc="http://schemas.openxmlformats.org/markup-compatibility/2006" xmlns:aink="http://schemas.microsoft.com/office/drawing/2016/ink" xmlns:am3d="http://schemas.microsoft.com/office/drawing/2017/model3d" xmlns:o="urn:schemas-microsoft-com:office:office" xmlns:r="http://schemas.openxmlformats.org/officeDocument/2006/relationships" xmlns:m="http://schemas.openxmlformats.org/officeDocument/2006/math" xmlns:v="urn:schemas-microsoft-com:vml" xmlns:wp14="http://schemas.microsoft.com/office/word/2010/wordprocessingDrawing" xmlns:wp="http://schemas.openxmlformats.org/drawingml/2006/wordprocessingDrawing" xmlns:w10="urn:schemas-microsoft-com:office:word" xmlns:w="http://schemas.openxmlformats.org/wordprocessingml/2006/main" xmlns:w14="http://schemas.microsoft.com/office/word/2010/wordml" xmlns:w15="http://schemas.microsoft.com/office/word/2012/wordml" xmlns:w16cid="http://schemas.microsoft.com/office/word/2016/wordml/cid" xmlns:w16se="http://schemas.microsoft.com/office/word/2015/wordml/symex" xmlns:wpg="http://schemas.microsoft.com/office/word/2010/wordprocessingGroup" xmlns:wpi="http://schemas.microsoft.com/office/word/2010/wordprocessingInk" xmlns:wne="http://schemas.microsoft.com/office/word/2006/wordml" xmlns:wps="http://schemas.microsoft.com/office/word/2010/wordprocessingShape" mc:Ignorable="w14 w15 w16se w16cid wp14">
   <w:footnote w:type="separator" w:id="-1">
@@ -1752,41 +1680,6 @@
             <w:rPr>
               <w:noProof/>
             </w:rPr>
-            <w:drawing>
-              <wp:inline distT="0" distB="0" distL="0" distR="0" wp14:anchorId="262FD188" wp14:editId="138620FB">
-                <wp:extent cx="2314286" cy="666667"/>
-                <wp:effectExtent l="0" t="0" r="0" b="635"/>
-                <wp:docPr id="1" name="Picture 1"/>
-                <wp:cNvGraphicFramePr>
-                  <a:graphicFrameLocks xmlns:a="http://schemas.openxmlformats.org/drawingml/2006/main" noChangeAspect="1"/>
-                </wp:cNvGraphicFramePr>
-                <a:graphic xmlns:a="http://schemas.openxmlformats.org/drawingml/2006/main">
-                  <a:graphicData uri="http://schemas.openxmlformats.org/drawingml/2006/picture">
-                    <pic:pic xmlns:pic="http://schemas.openxmlformats.org/drawingml/2006/picture">
-                      <pic:nvPicPr>
-                        <pic:cNvPr id="1" name=""/>
-                        <pic:cNvPicPr/>
-                      </pic:nvPicPr>
-                      <pic:blipFill>
-                        <a:blip r:embed="rId1"/>
-                        <a:stretch>
-                          <a:fillRect/>
-                        </a:stretch>
-                      </pic:blipFill>
-                      <pic:spPr>
-                        <a:xfrm>
-                          <a:off x="0" y="0"/>
-                          <a:ext cx="2314286" cy="666667"/>
-                        </a:xfrm>
-                        <a:prstGeom prst="rect">
-                          <a:avLst/>
-                        </a:prstGeom>
-                      </pic:spPr>
-                    </pic:pic>
-                  </a:graphicData>
-                </a:graphic>
-              </wp:inline>
-            </w:drawing>
           </w:r>
         </w:p>
       </w:tc>
@@ -1999,56 +1892,6 @@
               <w:sz w:val="20"/>
               <w:szCs w:val="20"/>
             </w:rPr>
-            <w:drawing>
-              <wp:inline distT="0" distB="0" distL="0" distR="0" wp14:anchorId="1BABF71B" wp14:editId="2F3389F2">
-                <wp:extent cx="954410" cy="347731"/>
-                <wp:effectExtent l="0" t="0" r="0" b="0"/>
-                <wp:docPr id="148" name="Picture 148"/>
-                <wp:cNvGraphicFramePr>
-                  <a:graphicFrameLocks xmlns:a="http://schemas.openxmlformats.org/drawingml/2006/main" noChangeAspect="1"/>
-                </wp:cNvGraphicFramePr>
-                <a:graphic xmlns:a="http://schemas.openxmlformats.org/drawingml/2006/main">
-                  <a:graphicData uri="http://schemas.openxmlformats.org/drawingml/2006/picture">
-                    <pic:pic xmlns:pic="http://schemas.openxmlformats.org/drawingml/2006/picture">
-                      <pic:nvPicPr>
-                        <pic:cNvPr id="0" name="Picture 3" descr="C:\Documents and Settings\q741377\Desktop\Q_hor_pos_full_spot_B_small.jpg"/>
-                        <pic:cNvPicPr>
-                          <a:picLocks noChangeAspect="1" noChangeArrowheads="1"/>
-                        </pic:cNvPicPr>
-                      </pic:nvPicPr>
-                      <pic:blipFill>
-                        <a:blip r:embed="rId1" cstate="print">
-                          <a:extLst>
-                            <a:ext uri="{28A0092B-C50C-407E-A947-70E740481C1C}">
-                              <a14:useLocalDpi xmlns:a14="http://schemas.microsoft.com/office/drawing/2010/main" val="0"/>
-                            </a:ext>
-                          </a:extLst>
-                        </a:blip>
-                        <a:stretch>
-                          <a:fillRect/>
-                        </a:stretch>
-                      </pic:blipFill>
-                      <pic:spPr bwMode="auto">
-                        <a:xfrm>
-                          <a:off x="0" y="0"/>
-                          <a:ext cx="954410" cy="347731"/>
-                        </a:xfrm>
-                        <a:prstGeom prst="rect">
-                          <a:avLst/>
-                        </a:prstGeom>
-                        <a:noFill/>
-                        <a:ln w="9525">
-                          <a:noFill/>
-                          <a:miter lim="800000"/>
-                          <a:headEnd/>
-                          <a:tailEnd/>
-                        </a:ln>
-                      </pic:spPr>
-                    </pic:pic>
-                  </a:graphicData>
-                </a:graphic>
-              </wp:inline>
-            </w:drawing>
           </w:r>
         </w:p>
         <w:p>
@@ -2235,56 +2078,6 @@
               <w:sz w:val="20"/>
               <w:szCs w:val="20"/>
             </w:rPr>
-            <w:drawing>
-              <wp:inline distT="0" distB="0" distL="0" distR="0" wp14:anchorId="673FD929" wp14:editId="177AE857">
-                <wp:extent cx="954410" cy="347731"/>
-                <wp:effectExtent l="0" t="0" r="0" b="0"/>
-                <wp:docPr id="149" name="Picture 3"/>
-                <wp:cNvGraphicFramePr>
-                  <a:graphicFrameLocks xmlns:a="http://schemas.openxmlformats.org/drawingml/2006/main" noChangeAspect="1"/>
-                </wp:cNvGraphicFramePr>
-                <a:graphic xmlns:a="http://schemas.openxmlformats.org/drawingml/2006/main">
-                  <a:graphicData uri="http://schemas.openxmlformats.org/drawingml/2006/picture">
-                    <pic:pic xmlns:pic="http://schemas.openxmlformats.org/drawingml/2006/picture">
-                      <pic:nvPicPr>
-                        <pic:cNvPr id="0" name="Picture 3" descr="C:\Documents and Settings\q741377\Desktop\Q_hor_pos_full_spot_B_small.jpg"/>
-                        <pic:cNvPicPr>
-                          <a:picLocks noChangeAspect="1" noChangeArrowheads="1"/>
-                        </pic:cNvPicPr>
-                      </pic:nvPicPr>
-                      <pic:blipFill>
-                        <a:blip r:embed="rId1" cstate="print">
-                          <a:extLst>
-                            <a:ext uri="{28A0092B-C50C-407E-A947-70E740481C1C}">
-                              <a14:useLocalDpi xmlns:a14="http://schemas.microsoft.com/office/drawing/2010/main" val="0"/>
-                            </a:ext>
-                          </a:extLst>
-                        </a:blip>
-                        <a:stretch>
-                          <a:fillRect/>
-                        </a:stretch>
-                      </pic:blipFill>
-                      <pic:spPr bwMode="auto">
-                        <a:xfrm>
-                          <a:off x="0" y="0"/>
-                          <a:ext cx="954410" cy="347731"/>
-                        </a:xfrm>
-                        <a:prstGeom prst="rect">
-                          <a:avLst/>
-                        </a:prstGeom>
-                        <a:noFill/>
-                        <a:ln w="9525">
-                          <a:noFill/>
-                          <a:miter lim="800000"/>
-                          <a:headEnd/>
-                          <a:tailEnd/>
-                        </a:ln>
-                      </pic:spPr>
-                    </pic:pic>
-                  </a:graphicData>
-                </a:graphic>
-              </wp:inline>
-            </w:drawing>
           </w:r>
         </w:p>
         <w:p>
@@ -2453,6 +2246,16 @@
         <w:sz w:val="20"/>
         <w:szCs w:val="20"/>
       </w:rPr>
+    </w:pPr>
+  </w:p>
+</w:hdr>
+</file>
+
+<file path=word/header3.xml><?xml version="1.0" encoding="utf-8"?>
+<w:hdr xmlns:m="http://schemas.openxmlformats.org/officeDocument/2006/math" xmlns:mc="http://schemas.openxmlformats.org/markup-compatibility/2006" xmlns:mo="http://schemas.microsoft.com/office/mac/office/2008/main" xmlns:mv="urn:schemas-microsoft-com:mac:vml" xmlns:o="urn:schemas-microsoft-com:office:office" xmlns:r="http://schemas.openxmlformats.org/officeDocument/2006/relationships" xmlns:v="urn:schemas-microsoft-com:vml" xmlns:w10="urn:schemas-microsoft-com:office:word" xmlns:w14="http://schemas.microsoft.com/office/word/2010/wordml" xmlns:w="http://schemas.openxmlformats.org/wordprocessingml/2006/main" xmlns:wne="http://schemas.microsoft.com/office/word/2006/wordml" xmlns:wp14="http://schemas.microsoft.com/office/word/2010/wordprocessingDrawing" xmlns:wp="http://schemas.openxmlformats.org/drawingml/2006/wordprocessingDrawing" xmlns:wpc="http://schemas.microsoft.com/office/word/2010/wordprocessingCanvas" xmlns:wpg="http://schemas.microsoft.com/office/word/2010/wordprocessingGroup" xmlns:wpi="http://schemas.microsoft.com/office/word/2010/wordprocessingInk" xmlns:wps="http://schemas.microsoft.com/office/word/2010/wordprocessingShape" mc:Ignorable="w14 wp14">
+  <w:p>
+    <w:pPr>
+      <w:pStyle w:val="Header"/>
     </w:pPr>
   </w:p>
 </w:hdr>
